--- a/Template/Procurement/6. ใบเสนอราคา/6.3 นักการภารโรง.docx
+++ b/Template/Procurement/6. ใบเสนอราคา/6.3 นักการภารโรง.docx
@@ -1661,7 +1661,51 @@
           <w:szCs w:val="32"/>
           <w:cs/>
         </w:rPr>
-        <w:t>ทำความสะอาดบริเวณทั่วไปภายในพื้นที่ของโรงเรียน รวมถึงสภาพภายนอก และภายในของอาคารเรียน รวบรวมเศษขยะลงถุงขยะ และจัดวางถุงขยะให้เป็นกิจจะลักษณะ ณ พื้นทื่ที่ผู้ว่าจ้างจัดไว้ให้</w:t>
+        <w:t xml:space="preserve">ทำความสะอาดบริเวณทั่วไปภายในพื้นที่ของโรงเรียน รวมถึงสภาพภายนอก และภายในของอาคารเรียน รวบรวมเศษขยะลงถุงขยะ และจัดวางถุงขยะให้เป็นกิจจะลักษณะ ณ </w:t>
+      </w:r>
+      <w:proofErr w:type="spellStart"/>
+      <w:r>
+        <w:rPr>
+          <w:rFonts w:ascii="TH SarabunIT๙" w:hAnsi="TH SarabunIT๙" w:cs="TH SarabunIT๙" w:hint="cs"/>
+          <w:color w:val="000000"/>
+          <w:sz w:val="32"/>
+          <w:szCs w:val="32"/>
+          <w:cs/>
+        </w:rPr>
+        <w:t>พื้</w:t>
+      </w:r>
+      <w:proofErr w:type="spellEnd"/>
+      <w:r>
+        <w:rPr>
+          <w:rFonts w:ascii="TH SarabunIT๙" w:hAnsi="TH SarabunIT๙" w:cs="TH SarabunIT๙" w:hint="cs"/>
+          <w:color w:val="000000"/>
+          <w:sz w:val="32"/>
+          <w:szCs w:val="32"/>
+          <w:cs/>
+        </w:rPr>
+        <w:t>นท</w:t>
+      </w:r>
+      <w:proofErr w:type="spellStart"/>
+      <w:r>
+        <w:rPr>
+          <w:rFonts w:ascii="TH SarabunIT๙" w:hAnsi="TH SarabunIT๙" w:cs="TH SarabunIT๙" w:hint="cs"/>
+          <w:color w:val="000000"/>
+          <w:sz w:val="32"/>
+          <w:szCs w:val="32"/>
+          <w:cs/>
+        </w:rPr>
+        <w:t>ื่</w:t>
+      </w:r>
+      <w:proofErr w:type="spellEnd"/>
+      <w:r>
+        <w:rPr>
+          <w:rFonts w:ascii="TH SarabunIT๙" w:hAnsi="TH SarabunIT๙" w:cs="TH SarabunIT๙" w:hint="cs"/>
+          <w:color w:val="000000"/>
+          <w:sz w:val="32"/>
+          <w:szCs w:val="32"/>
+          <w:cs/>
+        </w:rPr>
+        <w:t>ที่ผู้ว่าจ้างจัดไว้ให้</w:t>
       </w:r>
     </w:p>
     <w:p>
@@ -1686,6 +1730,7 @@
         </w:rPr>
         <w:tab/>
       </w:r>
+      <w:proofErr w:type="gramStart"/>
       <w:r>
         <w:rPr>
           <w:rFonts w:ascii="TH SarabunIT๙" w:hAnsi="TH SarabunIT๙" w:cs="TH SarabunIT๙"/>
@@ -1703,7 +1748,18 @@
           <w:szCs w:val="32"/>
           <w:cs/>
         </w:rPr>
-        <w:t xml:space="preserve"> ดูแลปรับปรุงสภาพภูมิทัศน์ของโรงเรียน อาคาร เช่น ตกแต่งต้นไม้ ตัดหญ้า ทาสี ปรับสภาพพื้นที่ให้เหมาะสมและอยู่ในสภาพที่ปลอดภัยในการใช้งาน</w:t>
+        <w:t xml:space="preserve"> ดูแลปรับปรุงสภาพภูมิทัศน์ของโรงเรียน</w:t>
+      </w:r>
+      <w:proofErr w:type="gramEnd"/>
+      <w:r>
+        <w:rPr>
+          <w:rFonts w:ascii="TH SarabunIT๙" w:hAnsi="TH SarabunIT๙" w:cs="TH SarabunIT๙" w:hint="cs"/>
+          <w:color w:val="000000"/>
+          <w:sz w:val="32"/>
+          <w:szCs w:val="32"/>
+          <w:cs/>
+        </w:rPr>
+        <w:t xml:space="preserve"> อาคาร เช่น ตกแต่งต้นไม้ ตัดหญ้า ทาสี ปรับสภาพพื้นที่ให้เหมาะสมและอยู่ในสภาพที่ปลอดภัยในการใช้งาน</w:t>
       </w:r>
     </w:p>
     <w:p>
@@ -1726,6 +1782,15 @@
           <w:szCs w:val="32"/>
         </w:rPr>
         <w:tab/>
+      </w:r>
+      <w:proofErr w:type="gramStart"/>
+      <w:r>
+        <w:rPr>
+          <w:rFonts w:ascii="TH SarabunIT๙" w:hAnsi="TH SarabunIT๙" w:cs="TH SarabunIT๙"/>
+          <w:color w:val="000000"/>
+          <w:sz w:val="32"/>
+          <w:szCs w:val="32"/>
+        </w:rPr>
         <w:t>3</w:t>
       </w:r>
       <w:r>
@@ -1746,7 +1811,18 @@
           <w:szCs w:val="32"/>
           <w:cs/>
         </w:rPr>
-        <w:t>จัดเตรียมสถานที่ให้พร้อมใช้งาน ในกรณีที่มีการจัดประชุม จัดอบรม ต้อนรับ โดยบริหารจัดการตามทรัพยากรที่ผู้ว่าจ้างจัดให้มี ในกรณีที่มีการจัดประชุม จัดอบรม หรือการต้อนรับผู้มาเยือน</w:t>
+        <w:t>จัดเตรียมสถานที่ให้พร้อมใช้งาน</w:t>
+      </w:r>
+      <w:proofErr w:type="gramEnd"/>
+      <w:r>
+        <w:rPr>
+          <w:rFonts w:ascii="TH SarabunIT๙" w:hAnsi="TH SarabunIT๙" w:cs="TH SarabunIT๙" w:hint="cs"/>
+          <w:kern w:val="2"/>
+          <w:sz w:val="32"/>
+          <w:szCs w:val="32"/>
+          <w:cs/>
+        </w:rPr>
+        <w:t xml:space="preserve"> ในกรณีที่มีการจัดประชุม จัดอบรม ต้อนรับ โดยบริหารจัดการตามทรัพยากรที่ผู้ว่าจ้างจัดให้มี ในกรณีที่มีการจัดประชุม จัดอบรม หรือการต้อนรับผู้มาเยือน</w:t>
       </w:r>
     </w:p>
     <w:p>
@@ -1759,6 +1835,7 @@
           <w:szCs w:val="32"/>
         </w:rPr>
       </w:pPr>
+      <w:proofErr w:type="gramStart"/>
       <w:r>
         <w:rPr>
           <w:rFonts w:ascii="TH SarabunIT๙" w:hAnsi="TH SarabunIT๙" w:cs="TH SarabunIT๙"/>
@@ -1785,7 +1862,17 @@
           <w:szCs w:val="32"/>
           <w:cs/>
         </w:rPr>
-        <w:t>ดูแล เปิด</w:t>
+        <w:t>ดูแล</w:t>
+      </w:r>
+      <w:proofErr w:type="gramEnd"/>
+      <w:r>
+        <w:rPr>
+          <w:rFonts w:ascii="TH SarabunPSK" w:hAnsi="TH SarabunPSK" w:cs="TH SarabunPSK" w:hint="cs"/>
+          <w:sz w:val="32"/>
+          <w:szCs w:val="32"/>
+          <w:cs/>
+        </w:rPr>
+        <w:t xml:space="preserve"> เปิด</w:t>
       </w:r>
       <w:r>
         <w:rPr>
@@ -2920,7 +3007,34 @@
           <w:szCs w:val="32"/>
           <w:cs/>
         </w:rPr>
-        <w:t>จำนวน 1 ฉบับ</w:t>
+        <w:t xml:space="preserve">จำนวน </w:t>
+      </w:r>
+      <w:r>
+        <w:rPr>
+          <w:rFonts w:ascii="TH SarabunIT๙" w:hAnsi="TH SarabunIT๙" w:cs="TH SarabunIT๙" w:hint="cs"/>
+          <w:sz w:val="32"/>
+          <w:szCs w:val="32"/>
+          <w:cs/>
+        </w:rPr>
+        <w:t>.....</w:t>
+      </w:r>
+      <w:r>
+        <w:rPr>
+          <w:rFonts w:ascii="TH SarabunIT๙" w:hAnsi="TH SarabunIT๙" w:cs="TH SarabunIT๙" w:hint="cs"/>
+          <w:sz w:val="32"/>
+          <w:szCs w:val="32"/>
+          <w:cs/>
+        </w:rPr>
+        <w:t xml:space="preserve"> </w:t>
+      </w:r>
+      <w:r>
+        <w:rPr>
+          <w:rFonts w:ascii="TH SarabunIT๙" w:hAnsi="TH SarabunIT๙" w:cs="TH SarabunIT๙" w:hint="cs"/>
+          <w:sz w:val="32"/>
+          <w:szCs w:val="32"/>
+          <w:cs/>
+        </w:rPr>
+        <w:t xml:space="preserve"> ฉบับ</w:t>
       </w:r>
     </w:p>
     <w:p>
@@ -2928,7 +3042,7 @@
         <w:spacing w:after="0" w:line="240" w:lineRule="auto"/>
         <w:ind w:firstLine="720"/>
         <w:rPr>
-          <w:rFonts w:ascii="TH SarabunIT๙" w:hAnsi="TH SarabunIT๙" w:cs="TH SarabunIT๙"/>
+          <w:rFonts w:ascii="TH SarabunIT๙" w:hAnsi="TH SarabunIT๙" w:cs="TH SarabunIT๙" w:hint="cs"/>
           <w:sz w:val="32"/>
           <w:szCs w:val="32"/>
         </w:rPr>
@@ -3020,7 +3134,16 @@
           <w:szCs w:val="32"/>
           <w:cs/>
         </w:rPr>
-        <w:t>1</w:t>
+        <w:t>.....</w:t>
+      </w:r>
+      <w:r>
+        <w:rPr>
+          <w:rFonts w:ascii="TH SarabunIT๙" w:hAnsi="TH SarabunIT๙" w:cs="TH SarabunIT๙" w:hint="cs"/>
+          <w:sz w:val="32"/>
+          <w:szCs w:val="32"/>
+          <w:cs/>
+        </w:rPr>
+        <w:t xml:space="preserve"> </w:t>
       </w:r>
       <w:r>
         <w:rPr>
@@ -3048,15 +3171,6 @@
           <w:cs/>
         </w:rPr>
         <w:t xml:space="preserve"> </w:t>
-      </w:r>
-      <w:r>
-        <w:rPr>
-          <w:rFonts w:ascii="TH SarabunIT๙" w:hAnsi="TH SarabunIT๙" w:cs="TH SarabunIT๙"/>
-          <w:sz w:val="32"/>
-          <w:szCs w:val="32"/>
-          <w:cs/>
-        </w:rPr>
-        <w:tab/>
       </w:r>
     </w:p>
     <w:p>
@@ -3157,7 +3271,25 @@
           <w:szCs w:val="32"/>
           <w:cs/>
         </w:rPr>
-        <w:t xml:space="preserve">1 </w:t>
+        <w:t>.....</w:t>
+      </w:r>
+      <w:r>
+        <w:rPr>
+          <w:rFonts w:ascii="TH SarabunIT๙" w:hAnsi="TH SarabunIT๙" w:cs="TH SarabunIT๙" w:hint="cs"/>
+          <w:sz w:val="32"/>
+          <w:szCs w:val="32"/>
+          <w:cs/>
+        </w:rPr>
+        <w:t xml:space="preserve"> </w:t>
+      </w:r>
+      <w:r>
+        <w:rPr>
+          <w:rFonts w:ascii="TH SarabunIT๙" w:hAnsi="TH SarabunIT๙" w:cs="TH SarabunIT๙" w:hint="cs"/>
+          <w:sz w:val="32"/>
+          <w:szCs w:val="32"/>
+          <w:cs/>
+        </w:rPr>
+        <w:t xml:space="preserve"> </w:t>
       </w:r>
       <w:r>
         <w:rPr>
